--- a/example_articles/states/Texas/6.states_Texas_Other_publisher.docx
+++ b/example_articles/states/Texas/6.states_Texas_Other_publisher.docx
@@ -27,17 +27,17 @@
     </w:p>
     <w:p>
       <w:r>
-        <w:t>Source File: Other publishers/Files (500) (20).DOCX</w:t>
+        <w:t>Source file: Other publishers/Files (500) (20).DOCX</w:t>
       </w:r>
     </w:p>
     <w:p>
       <w:r>
-        <w:t>Raw locations result: ['Texas']</w:t>
+        <w:t>Raw locations result, 'locations': ['Texas']</w:t>
       </w:r>
     </w:p>
     <w:p>
       <w:r>
-        <w:t>states_stand_flat (Standardized): Texas</w:t>
+        <w:t>Standardized locations result, 'states_stand_flat': Texas</w:t>
       </w:r>
     </w:p>
     <w:p>

--- a/example_articles/states/Texas/6.states_Texas_Other_publisher.docx
+++ b/example_articles/states/Texas/6.states_Texas_Other_publisher.docx
@@ -7,7 +7,7 @@
         <w:pStyle w:val="Heading1"/>
       </w:pPr>
       <w:r>
-        <w:t>Hard-core Jamaican-style rap is Snow's business</w:t>
+        <w:t>Texas city 'all shook up' by 9-year-old's abduction</w:t>
       </w:r>
     </w:p>
     <w:p>
@@ -17,12 +17,12 @@
     </w:p>
     <w:p>
       <w:r>
-        <w:t>Date: 1993-04-01</w:t>
+        <w:t>Date: 1996-01-17</w:t>
       </w:r>
     </w:p>
     <w:p>
       <w:r>
-        <w:t>Section: LIFE; Pg. 3D</w:t>
+        <w:t>Section: NEWS; Pg. 8A; Across the USA</w:t>
       </w:r>
     </w:p>
     <w:p>
@@ -49,77 +49,41 @@
     </w:p>
     <w:p>
       <w:r>
-        <w:t>Life according to Snow: "I don't have to be nothing I don't want to be."</w:t>
+        <w:t>Four days have passed since 9-year-old Amber Hagerman vanished from a quiet street just two blocks from her grandparents' Arlington, Texas, home.</w:t>
         <w:br/>
-        <w:t>And who is Snow? A white, Irish, Canadian-born, 23-year-old dance hall rapper who's responsible for Informer, the No. 1 single on the Billboard charts for the past three weeks.</w:t>
+        <w:t>The ground search has been called off. Police and FBI officials have begun the arduous task of sifting through hundreds of tips called in from across the nation. And a stunned community waits, hopes and tries to help.</w:t>
         <w:br/>
-        <w:t>Being white in a black-dominated rap world is no problem, he says. "Nobody's dissed me yet."</w:t>
+        <w:t>On Saturday, Amber was riding her bicycle near an abandoned grocery store when, according to a witness, she was snatched by a man driving a late-model black pickup.</w:t>
         <w:br/>
-        <w:t>Yes, Vanilla Ice comes to mind. Snow knows that.</w:t>
+        <w:t>"He caught her right up under the arm," said Jimmie Kevil, 78, a retired machinist, who called police. "He pulled her off the bike, and the bike fell to the ground. I knew something was wrong."</w:t>
         <w:br/>
-        <w:t>"I haven't talked to him," he says. "He did his thing. . . . People just killed him."</w:t>
+        <w:t>Kevil, the only eyewitness, was 100 yards away and couldn't see the suspect's face, so no composite can be drawn. The snatching was over in less than a minute.</w:t>
         <w:br/>
-        <w:t>Does Snow (real name: Darren O'Brien) worry about the same fate?</w:t>
+        <w:t>During her abduction, Amber screamed once and kicked, "but after that I didn't hear a sound out of either one of them," Kevil said.</w:t>
         <w:br/>
-        <w:t>"If they do, that's what's going to come. I'll keep putting out good music so they can't kill me."</w:t>
+        <w:t>The silence still hangs over the streets of the working-class neighborhood. No children play outside these days.</w:t>
         <w:br/>
-        <w:t>Informer's popularity speaks for itself.  It doesn't seem to matter that the lyrics are incomprehensible because of Snow's rapid-fire Jamaican patois - in what is reggae's answer to rap. (The video, he points out, has the words typed out across the bottom.)</w:t>
+        <w:t>"It's got everyone all shook up," said Kevil. "I'm an older person and have never been in anything like this before. It bothers me that there wasn't more I could do when it happened."</w:t>
         <w:br/>
-        <w:t>The Jamaican influence is from "Jamaicans who lived in my neighborhood," a working-class area of Toronto, he says.  "They're my friends. We're all cool."</w:t>
+        <w:t>But many others have stepped in to help.</w:t>
         <w:br/>
-        <w:t>Growing up, he fantasized a lot. "I was Bruce Lee when I was a kid. I was Kiss. I was everybody."</w:t>
+        <w:t>Schepps Dairy has offered a $ 10,000 reward and KRLD Radio and the Texas State Network have added another $ 5,000 for information leading to the arrest and indictment of Amber's kidnapper.</w:t>
         <w:br/>
-        <w:t>Then he became Snow. Informer is a hit, he says, because it's "catchy."</w:t>
+        <w:t>Fliers have been posted along streets and handed out all over the city by concerned neighbors and friends. On Tuesday, Pizza Hut began including her photograph with all home-delivered pizzas in the Dallas-Fort Worth area.</w:t>
         <w:br/>
-        <w:t>He wrote it when he was in jail. He's done time twice: once for attempted murder and once for assault.</w:t>
+        <w:t>The blue-eyed girl, who had been living with her maternal grandparents, was last seen wearing pink jeans and a gray shirt with colored handprints. Her brown hair was in a ponytail. She stands 4 feet 7 and weighs 80 pounds.</w:t>
         <w:br/>
-        <w:t>What was jail like?</w:t>
+        <w:t>The kidnapping is a nightmare relived for Amber's father, Richard Hagerman, who is separated from Amber's mother. Hagerman's newborn granddaughter was kidnapped from a Fort Worth hospital 4 1/2 years ago. The infant was safely returned 11 hours later.</w:t>
         <w:br/>
-        <w:t>"It's not worth being there. It's sick and boring."</w:t>
+        <w:t>Police say they don't see a connection because that kidnapper, a woman, is institutionalized.</w:t>
         <w:br/>
-        <w:t>That could be partly why his stuff isn't encouraging violence or seething with rage.</w:t>
+        <w:t>Donna Whitson, Amber's mother, said: "I want to get out there and do something. I want to get out there on the street . . . and holler for her."</w:t>
         <w:br/>
-        <w:t>"I don't support all that gangster stuff," says Snow. "I just do my own stuff."</w:t>
+        <w:t>Hagerman and Whitson went separately to the police station Monday for further questioning. Police say each took a lie-detector test and passed. A friend of Hagerman's, who drives a black pickup, also passed a lie-detector test.</w:t>
         <w:br/>
-        <w:t>He tells kids to stay clean.</w:t>
+        <w:t>"There's nothing really positive to report," Arlington Police Department spokesman Dee Anderson said. "We just don't have any idea at this point" where the third-grader could be. There are eight full-time investigators and a psychic working on the case.</w:t>
         <w:br/>
-        <w:t>"I preach to 'em. I always tell 'em to go to school."</w:t>
-        <w:br/>
-        <w:t>Did you?</w:t>
-        <w:br/>
-        <w:t>"Nah. It wasn't really for me. I just didn't get along with it."</w:t>
-        <w:br/>
-        <w:t>When did he drop out?</w:t>
-        <w:br/>
-        <w:t>"Grade 8. That's the grade I finished. I went to basic 9, basic 9, basic 9, and I kept failing, failing, failing. The last grade I completed was grade 8."</w:t>
-        <w:br/>
-        <w:t>How does he do his writing?</w:t>
-        <w:br/>
-        <w:t>"I don't even know. My mind is like, whatever's on my mind I just do it. We'll be listening to the beat and then I'll just come up with something."</w:t>
-        <w:br/>
-        <w:t>Says Snow: "I can make the song in a minute. "</w:t>
-        <w:br/>
-        <w:t>Next, he's got a single coming out called Girl I've Been Hurt. What's that about?</w:t>
-        <w:br/>
-        <w:t>"Just like, girl, I've been hurt. Now I need another lover," he explains, speaking the lyrics.</w:t>
-        <w:br/>
-        <w:t>Have you been hurt?</w:t>
-        <w:br/>
-        <w:t>"Only about 10 times."</w:t>
-        <w:br/>
-        <w:t>And has life changed for the rapper? Definitely different.</w:t>
-        <w:br/>
-        <w:t>"A lot more friends."</w:t>
-        <w:br/>
-        <w:t>And how about fame and fortune?</w:t>
-        <w:br/>
-        <w:t>"Cool."</w:t>
-        <w:br/>
-        <w:br/>
-        <w:t>Notes</w:t>
-        <w:br/>
-        <w:br/>
-        <w:t>INTERVIEW</w:t>
+        <w:t>"Just drop her off," pleaded Whitson. "Let her walk home by herself. Just don't hurt my baby."</w:t>
         <w:br/>
         <w:br/>
         <w:t>Graphic</w:t>
@@ -127,7 +91,7 @@
         <w:br/>
         <w:t xml:space="preserve"> </w:t>
         <w:br/>
-        <w:t>PHOTO, b/w, Melanie Nissen</w:t>
+        <w:t>GRAPHIC, b/w, USA TODAY (Map); PHOTO, color, AP; PHOTO, b/w, AP</w:t>
       </w:r>
     </w:p>
     <w:sectPr>

--- a/example_articles/states/Texas/6.states_Texas_Other_publisher.docx
+++ b/example_articles/states/Texas/6.states_Texas_Other_publisher.docx
@@ -7,7 +7,7 @@
         <w:pStyle w:val="Heading1"/>
       </w:pPr>
       <w:r>
-        <w:t>Texas city 'all shook up' by 9-year-old's abduction</w:t>
+        <w:t>Desegregation revisits Vidor, Texas</w:t>
       </w:r>
     </w:p>
     <w:p>
@@ -17,17 +17,17 @@
     </w:p>
     <w:p>
       <w:r>
-        <w:t>Date: 1996-01-17</w:t>
+        <w:t>Date: 1993-12-23</w:t>
       </w:r>
     </w:p>
     <w:p>
       <w:r>
-        <w:t>Section: NEWS; Pg. 8A; Across the USA</w:t>
+        <w:t>Section: NEWS; Pg. 3A</w:t>
       </w:r>
     </w:p>
     <w:p>
       <w:r>
-        <w:t>Source file: Other publishers/Files (500) (20).DOCX</w:t>
+        <w:t>Source file: Other publishers/Files (500) (15).DOCX</w:t>
       </w:r>
     </w:p>
     <w:p>
@@ -49,41 +49,31 @@
     </w:p>
     <w:p>
       <w:r>
-        <w:t>Four days have passed since 9-year-old Amber Hagerman vanished from a quiet street just two blocks from her grandparents' Arlington, Texas, home.</w:t>
+        <w:t>Three months after the last black resident trying to integrate an all-white housing complex in Vidor, Texas, was driven out, 15 black families are ready to try again.</w:t>
         <w:br/>
-        <w:t>The ground search has been called off. Police and FBI officials have begun the arduous task of sifting through hundreds of tips called in from across the nation. And a stunned community waits, hopes and tries to help.</w:t>
+        <w:t>Mayor Ruth Woods said Wednesday that federal authorities told her the families plan to move into the public housing complex sometime in January. Other officials say the move is expected before Jan. 15.</w:t>
         <w:br/>
-        <w:t>On Saturday, Amber was riding her bicycle near an abandoned grocery store when, according to a witness, she was snatched by a man driving a late-model black pickup.</w:t>
+        <w:t>"It's being handled in a very proper manner this time," says Woods. "We're looking to a bright future here in our city."</w:t>
         <w:br/>
-        <w:t>"He caught her right up under the arm," said Jimmie Kevil, 78, a retired machinist, who called police. "He pulled her off the bike, and the bike fell to the ground. I knew something was wrong."</w:t>
+        <w:t>In February, John DecQuir became the first black resident to move into the complex in Vidor, a working-class, southeast Texas town known as a center of Ku Klux Klan activity. He and the black residents who followed him fled months later, describing racial taunts and threats.</w:t>
         <w:br/>
-        <w:t>Kevil, the only eyewitness, was 100 yards away and couldn't see the suspect's face, so no composite can be drawn. The snatching was over in less than a minute.</w:t>
+        <w:t>The last black resident, Bill Simpson, left in September; he was shot to death hours later in a robbery attempt.</w:t>
         <w:br/>
-        <w:t>During her abduction, Amber screamed once and kicked, "but after that I didn't hear a sound out of either one of them," Kevil said.</w:t>
+        <w:t>In October, Housing and Urban Development Secretary Henry Cisneros seized the Orange County Housing Authority, which runs the Vidor complex and others. He vowed to desegregate. Now, HUD is close to fulfilling the promise.</w:t>
         <w:br/>
-        <w:t>The silence still hangs over the streets of the working-class neighborhood. No children play outside these days.</w:t>
+        <w:t>The Vidor complex is one of hundreds in 36 east Texas counties that are under a federal court order to desegregate. Vidor has received the most attention, but HUD's efforts to speed desegregation there are expected to spread to other counties. Woods says HUD has committed $ 2.1 million to improvements at the 57-unit complex. Included: a laundromat, tighter security, playground additions, a transportation program and air conditioning.</w:t>
         <w:br/>
-        <w:t>"It's got everyone all shook up," said Kevil. "I'm an older person and have never been in anything like this before. It bothers me that there wasn't more I could do when it happened."</w:t>
+        <w:t>Another key to the federal plan is counseling for new and old residents.</w:t>
         <w:br/>
-        <w:t>But many others have stepped in to help.</w:t>
+        <w:t>Woods says residents who have had little contact with black people have been counseled extensively.  The new residents, she says, will be counseled as well.</w:t>
         <w:br/>
-        <w:t>Schepps Dairy has offered a $ 10,000 reward and KRLD Radio and the Texas State Network have added another $ 5,000 for information leading to the arrest and indictment of Amber's kidnapper.</w:t>
+        <w:t>"Hopefully, the bad times are over," Woods says. "Probably we'll have a few (Vidor residents) that will try to intimidate (the new black residents), but we pretty much have that covered. . . . The federal marshals, the FBI and local police are fully prepared."</w:t>
         <w:br/>
-        <w:t>Fliers have been posted along streets and handed out all over the city by concerned neighbors and friends. On Tuesday, Pizza Hut began including her photograph with all home-delivered pizzas in the Dallas-Fort Worth area.</w:t>
         <w:br/>
-        <w:t>The blue-eyed girl, who had been living with her maternal grandparents, was last seen wearing pink jeans and a gray shirt with colored handprints. Her brown hair was in a ponytail. She stands 4 feet 7 and weighs 80 pounds.</w:t>
+        <w:t>Notes</w:t>
         <w:br/>
-        <w:t>The kidnapping is a nightmare relived for Amber's father, Richard Hagerman, who is separated from Amber's mother. Hagerman's newborn granddaughter was kidnapped from a Fort Worth hospital 4 1/2 years ago. The infant was safely returned 11 hours later.</w:t>
         <w:br/>
-        <w:t>Police say they don't see a connection because that kidnapper, a woman, is institutionalized.</w:t>
-        <w:br/>
-        <w:t>Donna Whitson, Amber's mother, said: "I want to get out there and do something. I want to get out there on the street . . . and holler for her."</w:t>
-        <w:br/>
-        <w:t>Hagerman and Whitson went separately to the police station Monday for further questioning. Police say each took a lie-detector test and passed. A friend of Hagerman's, who drives a black pickup, also passed a lie-detector test.</w:t>
-        <w:br/>
-        <w:t>"There's nothing really positive to report," Arlington Police Department spokesman Dee Anderson said. "We just don't have any idea at this point" where the third-grader could be. There are eight full-time investigators and a psychic working on the case.</w:t>
-        <w:br/>
-        <w:t>"Just drop her off," pleaded Whitson. "Let her walk home by herself. Just don't hurt my baby."</w:t>
+        <w:t>THE NATION</w:t>
         <w:br/>
         <w:br/>
         <w:t>Graphic</w:t>
@@ -91,7 +81,7 @@
         <w:br/>
         <w:t xml:space="preserve"> </w:t>
         <w:br/>
-        <w:t>GRAPHIC, b/w, USA TODAY (Map); PHOTO, color, AP; PHOTO, b/w, AP</w:t>
+        <w:t>PHOTO, b/w, Rick Bowmer, AP</w:t>
       </w:r>
     </w:p>
     <w:sectPr>
